--- a/content-pipeline/06-word-documents/01-vietnamese-word/016_doi-ngoai-te-cho-ben-thanh-ha-tam.docx
+++ b/content-pipeline/06-word-documents/01-vietnamese-word/016_doi-ngoai-te-cho-ben-thanh-ha-tam.docx
@@ -157,7 +157,7 @@
           <w:color w:val="1B365D"/>
           <w:sz w:val="32"/>
         </w:rPr>
-        <w:t>1. Dẫn Nhập: "Phố Wall Ngoại Tệ" Thu Nhỏ Của Sài Gòn</w:t>
+        <w:t>Dẫn Nhập: "Phố Wall Ngoại Tệ" Thu Nhỏ Của Sài Gòn</w:t>
       </w:r>
     </w:p>
     <w:p>
@@ -257,7 +257,7 @@
           <w:color w:val="1B365D"/>
           <w:sz w:val="32"/>
         </w:rPr>
-        <w:t>2. Tiệm Vàng Hà Tâm &amp; Mai Vân: Cặp Đôi Nổi Tiếng Nhất Cửa Tây</w:t>
+        <w:t>Tiệm Vàng Hà Tâm &amp; Mai Vân: Cặp Đôi Nổi Tiếng Nhất Cửa Tây</w:t>
       </w:r>
     </w:p>
     <w:p>
@@ -371,7 +371,7 @@
           <w:color w:val="1B365D"/>
           <w:sz w:val="32"/>
         </w:rPr>
-        <w:t>3. So Sánh: Đổi Tiền Tại Hà Tâm vs. Ngân Hàng vs. Sân Bay</w:t>
+        <w:t>So Sánh: Đổi Tiền Tại Hà Tâm vs. Ngân Hàng vs. Sân Bay</w:t>
       </w:r>
     </w:p>
     <w:tbl>
@@ -1064,7 +1064,7 @@
           <w:color w:val="1B365D"/>
           <w:sz w:val="32"/>
         </w:rPr>
-        <w:t>4. Những Quy Tắc "Ngầm" Về Tình Trạng Tiền Mặt (Tránh Bị Ép Giá)</w:t>
+        <w:t>Những Quy Tắc "Ngầm" Về Tình Trạng Tiền Mặt (Tránh Bị Ép Giá)</w:t>
       </w:r>
     </w:p>
     <w:p>
@@ -1092,7 +1092,7 @@
           <w:color w:val="D97706"/>
           <w:sz w:val="26"/>
         </w:rPr>
-        <w:t>1. Phân biệt USD "Đầu To" vs. "Đầu Nhỏ"</w:t>
+        <w:t>Phân biệt USD "Đầu To" vs. "Đầu Nhỏ"</w:t>
       </w:r>
     </w:p>
     <w:p>
@@ -1153,7 +1153,7 @@
           <w:color w:val="D97706"/>
           <w:sz w:val="26"/>
         </w:rPr>
-        <w:t>2. Tình Trạng Vật Lý Của Tờ Tiền</w:t>
+        <w:t>Tình Trạng Vật Lý Của Tờ Tiền</w:t>
       </w:r>
     </w:p>
     <w:p>
@@ -1213,7 +1213,7 @@
           <w:color w:val="D97706"/>
           <w:sz w:val="26"/>
         </w:rPr>
-        <w:t>3. Mệnh Giá Nhỏ Tỷ Giá Sẽ Khác Mệnh Giá Lớn</w:t>
+        <w:t>Mệnh Giá Nhỏ Tỷ Giá Sẽ Khác Mệnh Giá Lớn</w:t>
       </w:r>
     </w:p>
     <w:p>
@@ -1268,7 +1268,7 @@
           <w:color w:val="1B365D"/>
           <w:sz w:val="32"/>
         </w:rPr>
-        <w:t>5. Quy Trình Giao Dịch &amp; 5 Bước An Toàn Tuyệt Đối</w:t>
+        <w:t>Quy Trình Giao Dịch &amp; 5 Bước An Toàn Tuyệt Đối</w:t>
       </w:r>
     </w:p>
     <w:p>

--- a/content-pipeline/06-word-documents/01-vietnamese-word/016_doi-ngoai-te-cho-ben-thanh-ha-tam.docx
+++ b/content-pipeline/06-word-documents/01-vietnamese-word/016_doi-ngoai-te-cho-ben-thanh-ha-tam.docx
@@ -157,7 +157,7 @@
           <w:color w:val="1B365D"/>
           <w:sz w:val="32"/>
         </w:rPr>
-        <w:t>Dẫn Nhập: "Phố Wall Ngoại Tệ" Thu Nhỏ Của Sài Gòn</w:t>
+        <w:t>"Phố Wall Ngoại Tệ" Thu Nhỏ Của Sài Gòn</w:t>
       </w:r>
     </w:p>
     <w:p>

--- a/content-pipeline/06-word-documents/01-vietnamese-word/016_doi-ngoai-te-cho-ben-thanh-ha-tam.docx
+++ b/content-pipeline/06-word-documents/01-vietnamese-word/016_doi-ngoai-te-cho-ben-thanh-ha-tam.docx
@@ -1416,6 +1416,296 @@
         <w:t xml:space="preserve"> Tuyệt đối không vừa cầm xấp tiền vừa bước ra vỉa hè. Hãy bỏ tiền vào túi trong áo khoác hoặc ba lô đeo trước ngực, kéo khóa cẩn thận rồi mới bước ra ngoài. Nếu đổi số tiền lớn trên 50 triệu VNĐ, nên đi cùng 2 người hoặc đặt taxi đón sát cửa tiệm.</w:t>
       </w:r>
     </w:p>
+    <w:p>
+      <w:pPr>
+        <w:spacing w:before="120" w:after="120"/>
+        <w:jc w:val="center"/>
+      </w:pPr>
+      <w:r>
+        <w:rPr>
+          <w:color w:val="CBD5E1"/>
+        </w:rPr>
+        <w:t>―――――――――――――――――――――――――――――――――――――――――――――</w:t>
+      </w:r>
+    </w:p>
+    <w:p>
+      <w:pPr>
+        <w:keepNext/>
+        <w:spacing w:before="320" w:after="120" w:line="276" w:lineRule="auto"/>
+      </w:pPr>
+      <w:r>
+        <w:rPr>
+          <w:rFonts w:ascii="Calibri" w:hAnsi="Calibri"/>
+          <w:b/>
+          <w:color w:val="1B365D"/>
+          <w:sz w:val="32"/>
+        </w:rPr>
+        <w:t>🗺️ Liên Kết Hành Trình &amp; Điểm Đến Lân Cận</w:t>
+      </w:r>
+    </w:p>
+    <w:p>
+      <w:pPr>
+        <w:spacing w:before="40" w:after="120" w:line="276" w:lineRule="auto"/>
+      </w:pPr>
+      <w:r>
+        <w:rPr>
+          <w:rFonts w:ascii="Calibri" w:hAnsi="Calibri"/>
+          <w:color w:val="1E293B"/>
+          <w:sz w:val="21"/>
+        </w:rPr>
+        <w:t>Để tối ưu hành trình khám phá khu vực trung tâm Bến Thành, mời bạn tham khảo thêm các cẩm nang chuyên sâu liên quan:</w:t>
+      </w:r>
+      <w:r>
+        <w:rPr>
+          <w:rFonts w:ascii="Calibri" w:hAnsi="Calibri"/>
+          <w:color w:val="1E293B"/>
+          <w:sz w:val="21"/>
+        </w:rPr>
+      </w:r>
+      <w:r>
+        <w:rPr>
+          <w:rFonts w:ascii="Calibri" w:hAnsi="Calibri"/>
+          <w:color w:val="1E293B"/>
+          <w:sz w:val="21"/>
+        </w:rPr>
+        <w:br/>
+        <w:t xml:space="preserve">- </w:t>
+      </w:r>
+      <w:r>
+        <w:rPr>
+          <w:rFonts w:ascii="Calibri" w:hAnsi="Calibri"/>
+          <w:b/>
+          <w:color w:val="1E293B"/>
+          <w:sz w:val="21"/>
+        </w:rPr>
+        <w:t>Kinh nghiệm mua sắm chợ Bến Thành:</w:t>
+      </w:r>
+      <w:r>
+        <w:rPr>
+          <w:rFonts w:ascii="Calibri" w:hAnsi="Calibri"/>
+          <w:color w:val="1E293B"/>
+          <w:sz w:val="21"/>
+        </w:rPr>
+        <w:t xml:space="preserve"> sử dụng tiền mặt hiệu quả khi mua hàng theo bài </w:t>
+      </w:r>
+      <w:r>
+        <w:rPr>
+          <w:rFonts w:ascii="Calibri" w:hAnsi="Calibri"/>
+          <w:color w:val="1E293B"/>
+          <w:sz w:val="21"/>
+          <w:u w:val="single"/>
+        </w:rPr>
+        <w:t>kinh nghiệm mua sắm chợ Bến Thành</w:t>
+      </w:r>
+      <w:r>
+        <w:rPr>
+          <w:rFonts w:ascii="Calibri" w:hAnsi="Calibri"/>
+          <w:color w:val="1E293B"/>
+          <w:sz w:val="21"/>
+        </w:rPr>
+        <w:t>.</w:t>
+      </w:r>
+      <w:r>
+        <w:rPr>
+          <w:rFonts w:ascii="Calibri" w:hAnsi="Calibri"/>
+          <w:color w:val="1E293B"/>
+          <w:sz w:val="21"/>
+        </w:rPr>
+      </w:r>
+      <w:r>
+        <w:rPr>
+          <w:rFonts w:ascii="Calibri" w:hAnsi="Calibri"/>
+          <w:color w:val="1E293B"/>
+          <w:sz w:val="21"/>
+        </w:rPr>
+        <w:br/>
+        <w:t xml:space="preserve">- </w:t>
+      </w:r>
+      <w:r>
+        <w:rPr>
+          <w:rFonts w:ascii="Calibri" w:hAnsi="Calibri"/>
+          <w:b/>
+          <w:color w:val="1E293B"/>
+          <w:sz w:val="21"/>
+        </w:rPr>
+        <w:t>Cảnh báo lừa đảo chặt chém:</w:t>
+      </w:r>
+      <w:r>
+        <w:rPr>
+          <w:rFonts w:ascii="Calibri" w:hAnsi="Calibri"/>
+          <w:color w:val="1E293B"/>
+          <w:sz w:val="21"/>
+        </w:rPr>
+        <w:t xml:space="preserve"> nhận biết các thủ đoạn tráo tiền và lừa đảo qua </w:t>
+      </w:r>
+      <w:r>
+        <w:rPr>
+          <w:rFonts w:ascii="Calibri" w:hAnsi="Calibri"/>
+          <w:color w:val="1E293B"/>
+          <w:sz w:val="21"/>
+          <w:u w:val="single"/>
+        </w:rPr>
+        <w:t>cảnh báo lừa đảo chặt chém tại chợ Bến Thành</w:t>
+      </w:r>
+      <w:r>
+        <w:rPr>
+          <w:rFonts w:ascii="Calibri" w:hAnsi="Calibri"/>
+          <w:color w:val="1E293B"/>
+          <w:sz w:val="21"/>
+        </w:rPr>
+        <w:t>.</w:t>
+      </w:r>
+      <w:r>
+        <w:rPr>
+          <w:rFonts w:ascii="Calibri" w:hAnsi="Calibri"/>
+          <w:color w:val="1E293B"/>
+          <w:sz w:val="21"/>
+        </w:rPr>
+      </w:r>
+      <w:r>
+        <w:rPr>
+          <w:rFonts w:ascii="Calibri" w:hAnsi="Calibri"/>
+          <w:color w:val="1E293B"/>
+          <w:sz w:val="21"/>
+        </w:rPr>
+        <w:br/>
+        <w:t xml:space="preserve">- </w:t>
+      </w:r>
+      <w:r>
+        <w:rPr>
+          <w:rFonts w:ascii="Calibri" w:hAnsi="Calibri"/>
+          <w:b/>
+          <w:color w:val="1E293B"/>
+          <w:sz w:val="21"/>
+        </w:rPr>
+        <w:t>Bãi gửi xe quanh chợ Bến Thành:</w:t>
+      </w:r>
+      <w:r>
+        <w:rPr>
+          <w:rFonts w:ascii="Calibri" w:hAnsi="Calibri"/>
+          <w:color w:val="1E293B"/>
+          <w:sz w:val="21"/>
+        </w:rPr>
+        <w:t xml:space="preserve"> gửi xe máy an toàn khi đến tiệm vàng Phan Chu Trinh theo </w:t>
+      </w:r>
+      <w:r>
+        <w:rPr>
+          <w:rFonts w:ascii="Calibri" w:hAnsi="Calibri"/>
+          <w:color w:val="1E293B"/>
+          <w:sz w:val="21"/>
+          <w:u w:val="single"/>
+        </w:rPr>
+        <w:t>bãi gửi xe quanh chợ Bến Thành</w:t>
+      </w:r>
+      <w:r>
+        <w:rPr>
+          <w:rFonts w:ascii="Calibri" w:hAnsi="Calibri"/>
+          <w:color w:val="1E293B"/>
+          <w:sz w:val="21"/>
+        </w:rPr>
+        <w:t>.</w:t>
+      </w:r>
+      <w:r>
+        <w:rPr>
+          <w:rFonts w:ascii="Calibri" w:hAnsi="Calibri"/>
+          <w:color w:val="1E293B"/>
+          <w:sz w:val="21"/>
+        </w:rPr>
+      </w:r>
+      <w:r>
+        <w:rPr>
+          <w:rFonts w:ascii="Calibri" w:hAnsi="Calibri"/>
+          <w:color w:val="1E293B"/>
+          <w:sz w:val="21"/>
+        </w:rPr>
+        <w:br/>
+        <w:t xml:space="preserve">- </w:t>
+      </w:r>
+      <w:r>
+        <w:rPr>
+          <w:rFonts w:ascii="Calibri" w:hAnsi="Calibri"/>
+          <w:b/>
+          <w:color w:val="1E293B"/>
+          <w:sz w:val="21"/>
+        </w:rPr>
+        <w:t>Kinh nghiệm đi chợ Bến Thành:</w:t>
+      </w:r>
+      <w:r>
+        <w:rPr>
+          <w:rFonts w:ascii="Calibri" w:hAnsi="Calibri"/>
+          <w:color w:val="1E293B"/>
+          <w:sz w:val="21"/>
+        </w:rPr>
+        <w:t xml:space="preserve"> kết hợp đổi tiền và dạo chợ với </w:t>
+      </w:r>
+      <w:r>
+        <w:rPr>
+          <w:rFonts w:ascii="Calibri" w:hAnsi="Calibri"/>
+          <w:color w:val="1E293B"/>
+          <w:sz w:val="21"/>
+          <w:u w:val="single"/>
+        </w:rPr>
+        <w:t>kinh nghiệm đi chợ Bến Thành toàn tập</w:t>
+      </w:r>
+      <w:r>
+        <w:rPr>
+          <w:rFonts w:ascii="Calibri" w:hAnsi="Calibri"/>
+          <w:color w:val="1E293B"/>
+          <w:sz w:val="21"/>
+        </w:rPr>
+        <w:t>.</w:t>
+      </w:r>
+      <w:r>
+        <w:rPr>
+          <w:rFonts w:ascii="Calibri" w:hAnsi="Calibri"/>
+          <w:color w:val="1E293B"/>
+          <w:sz w:val="21"/>
+        </w:rPr>
+      </w:r>
+      <w:r>
+        <w:rPr>
+          <w:rFonts w:ascii="Calibri" w:hAnsi="Calibri"/>
+          <w:color w:val="1E293B"/>
+          <w:sz w:val="21"/>
+        </w:rPr>
+        <w:br/>
+        <w:t xml:space="preserve">- </w:t>
+      </w:r>
+      <w:r>
+        <w:rPr>
+          <w:rFonts w:ascii="Calibri" w:hAnsi="Calibri"/>
+          <w:b/>
+          <w:color w:val="1E293B"/>
+          <w:sz w:val="21"/>
+        </w:rPr>
+        <w:t>Đi từ sân bay về Bến Thành:</w:t>
+      </w:r>
+      <w:r>
+        <w:rPr>
+          <w:rFonts w:ascii="Calibri" w:hAnsi="Calibri"/>
+          <w:color w:val="1E293B"/>
+          <w:sz w:val="21"/>
+        </w:rPr>
+        <w:t xml:space="preserve"> so sánh tỷ giá giữa trung tâm và sân bay trong bài </w:t>
+      </w:r>
+      <w:r>
+        <w:rPr>
+          <w:rFonts w:ascii="Calibri" w:hAnsi="Calibri"/>
+          <w:color w:val="1E293B"/>
+          <w:sz w:val="21"/>
+          <w:u w:val="single"/>
+        </w:rPr>
+        <w:t>đi từ sân bay Tân Sơn Nhất về Bến Thành</w:t>
+      </w:r>
+      <w:r>
+        <w:rPr>
+          <w:rFonts w:ascii="Calibri" w:hAnsi="Calibri"/>
+          <w:color w:val="1E293B"/>
+          <w:sz w:val="21"/>
+        </w:rPr>
+        <w:t>.</w:t>
+      </w:r>
+    </w:p>
     <w:sectPr>
       <w:headerReference w:type="default" r:id="rId9"/>
       <w:footerReference w:type="default" r:id="rId10"/>
